--- a/pr-preview/pr-222/random-variables.docx
+++ b/pr-preview/pr-222/random-variables.docx
@@ -15,7 +15,7 @@
         <w:pStyle w:val="Date"/>
       </w:pPr>
       <w:r>
-        <w:t xml:space="preserve">Last modified: 2026-10-19 02:11:56 (PDT)</w:t>
+        <w:t xml:space="preserve">Last modified: 2026-10-19 02:23:26 (PDT)</w:t>
       </w:r>
     </w:p>
     <w:bookmarkStart w:id="24" w:name="sec-random-variables"/>
